--- a/posts/bayesianclassification/index.docx
+++ b/posts/bayesianclassification/index.docx
@@ -10695,7 +10695,7 @@
     <w:bookmarkEnd w:id="30"/>
     <w:bookmarkEnd w:id="31"/>
     <w:bookmarkEnd w:id="32"/>
-    <w:bookmarkStart w:id="34" w:name="references"/>
+    <w:bookmarkStart w:id="33" w:name="references"/>
     <w:p>
       <w:pPr>
         <w:pStyle w:val="Heading2"/>
@@ -10990,63 +10990,10 @@
           <w:b/>
           <w:bCs/>
         </w:rPr>
-        <w:t xml:space="preserve">Share on</w:t>
-      </w:r>
-    </w:p>
-    <w:p>
-      <w:pPr>
-        <w:pStyle w:val="BodyText"/>
-      </w:pPr>
-    </w:p>
-    <w:p>
-      <w:pPr>
-        <w:pStyle w:val="BodyText"/>
-      </w:pPr>
-      <w:r>
-        <w:t xml:space="preserve"> </w:t>
-      </w:r>
-    </w:p>
-    <w:p>
-      <w:pPr>
-        <w:pStyle w:val="BodyText"/>
-      </w:pPr>
-    </w:p>
-    <w:p>
-      <w:pPr>
-        <w:pStyle w:val="BodyText"/>
-      </w:pPr>
-      <w:r>
-        <w:t xml:space="preserve"> </w:t>
-      </w:r>
-    </w:p>
-    <w:p>
-      <w:pPr>
-        <w:pStyle w:val="BodyText"/>
-      </w:pPr>
-    </w:p>
-    <w:p>
-      <w:pPr>
-        <w:pStyle w:val="BodyText"/>
-      </w:pPr>
-      <w:r>
-        <w:t xml:space="preserve"> </w:t>
-      </w:r>
-    </w:p>
-    <w:bookmarkStart w:id="33" w:name="fb-root"/>
+        <w:t xml:space="preserve">You may also like</w:t>
+      </w:r>
+    </w:p>
     <w:bookmarkEnd w:id="33"/>
-    <w:p>
-      <w:pPr>
-        <w:pStyle w:val="BodyText"/>
-      </w:pPr>
-      <w:r>
-        <w:rPr>
-          <w:b/>
-          <w:bCs/>
-        </w:rPr>
-        <w:t xml:space="preserve">You may also like</w:t>
-      </w:r>
-    </w:p>
-    <w:bookmarkEnd w:id="34"/>
     <w:sectPr>
       <w:footnotePr>
         <w:numRestart w:val="eachSect"/>
